--- a/docs/Report_Sabina_Michelle.docx
+++ b/docs/Report_Sabina_Michelle.docx
@@ -4,46 +4,361 @@
   <w:body>
     <w:p>
       <w:pPr>
+        <w:spacing w:before="600"/>
+        <w:jc w:val="center"/>
+      </w:pPr>
+      <w:r>
+        <w:rPr>
+          <w:color w:val="75858F"/>
+          <w:sz w:val="20"/>
+        </w:rPr>
+        <w:t>FACHHOCHSCHULE NORDWESTSCHWEIZ FHNW</w:t>
+      </w:r>
+    </w:p>
+    <w:p>
+      <w:pPr>
+        <w:jc w:val="center"/>
+      </w:pPr>
+      <w:r>
+        <w:rPr>
+          <w:color w:val="75858F"/>
+          <w:sz w:val="20"/>
+        </w:rPr>
+        <w:t>Deep Learning auf Bild und Signal · Mini-Challenge</w:t>
+      </w:r>
+    </w:p>
+    <w:p/>
+    <w:p/>
+    <w:p/>
+    <w:p/>
+    <w:p/>
+    <w:p/>
+    <w:p>
+      <w:pPr>
         <w:spacing w:after="60"/>
+        <w:jc w:val="center"/>
       </w:pPr>
       <w:r>
         <w:rPr>
           <w:b/>
-          <w:bCs/>
-          <w:sz w:val="40"/>
-          <w:szCs w:val="40"/>
-        </w:rPr>
-        <w:t>3D-Segmentierung der Oberschenkelmuskulatur</w:t>
-      </w:r>
-    </w:p>
-    <w:p>
-      <w:pPr>
-        <w:spacing w:after="40"/>
-      </w:pPr>
-      <w:r>
-        <w:rPr>
-          <w:color w:val="595959"/>
-          <w:sz w:val="24"/>
-          <w:szCs w:val="24"/>
-        </w:rPr>
-        <w:t>Deep Learning auf Bild und Signal – Frühjahrssemester 2026</w:t>
-      </w:r>
-    </w:p>
-    <w:p>
-      <w:pPr>
-        <w:spacing w:after="120"/>
-      </w:pPr>
-      <w:r>
-        <w:t>Sabina Grüner &amp; Michelle Rohrer  |  FHNW</w:t>
+          <w:color w:val="1F1F1F"/>
+          <w:sz w:val="54"/>
+        </w:rPr>
+        <w:t>3D-Segmentierung der</w:t>
+      </w:r>
+    </w:p>
+    <w:p>
+      <w:pPr>
+        <w:spacing w:after="200"/>
+        <w:jc w:val="center"/>
+      </w:pPr>
+      <w:r>
+        <w:rPr>
+          <w:b/>
+          <w:color w:val="1F1F1F"/>
+          <w:sz w:val="54"/>
+        </w:rPr>
+        <w:t>Oberschenkelmuskulatur</w:t>
+      </w:r>
+    </w:p>
+    <w:p>
+      <w:pPr>
+        <w:spacing w:after="160"/>
+        <w:jc w:val="center"/>
+      </w:pPr>
+      <w:r>
+        <w:rPr>
+          <w:color w:val="2E5A88"/>
+          <w:sz w:val="28"/>
+        </w:rPr>
+        <w:t>Automatische Muskelsegmentierung mit einem Bayesian 3D U-Net</w:t>
       </w:r>
     </w:p>
     <w:p>
       <w:pPr>
         <w:pBdr>
-          <w:bottom w:val="single" w:sz="6" w:space="1" w:color="2E5A88"/>
+          <w:bottom w:val="single" w:sz="8" w:space="1" w:color="2E5A88"/>
         </w:pBdr>
-        <w:spacing w:after="200"/>
-      </w:pPr>
+        <w:spacing w:before="40" w:after="260"/>
+        <w:ind w:left="2800" w:right="2800"/>
+        <w:jc w:val="center"/>
+      </w:pPr>
+    </w:p>
+    <w:p>
+      <w:pPr>
+        <w:jc w:val="center"/>
+      </w:pPr>
+      <w:r>
+        <w:rPr>
+          <w:color w:val="1F1F1F"/>
+          <w:sz w:val="26"/>
+        </w:rPr>
+        <w:t>Sabina Grüner</w:t>
+      </w:r>
+    </w:p>
+    <w:p>
+      <w:pPr>
+        <w:jc w:val="center"/>
+      </w:pPr>
+      <w:r>
+        <w:rPr>
+          <w:color w:val="1F1F1F"/>
+          <w:sz w:val="26"/>
+        </w:rPr>
+        <w:t>Michelle Rohrer</w:t>
+      </w:r>
+    </w:p>
+    <w:p/>
+    <w:p/>
+    <w:p/>
+    <w:p/>
+    <w:p/>
+    <w:p/>
+    <w:p/>
+    <w:p>
+      <w:r>
+        <w:br w:type="page"/>
+      </w:r>
+    </w:p>
+    <w:p>
+      <w:pPr>
+        <w:spacing w:before="120" w:after="240"/>
+      </w:pPr>
+      <w:r>
+        <w:rPr>
+          <w:b/>
+          <w:color w:val="2E5A88"/>
+          <w:sz w:val="34"/>
+        </w:rPr>
+        <w:lastRenderedPageBreak/>
+        <w:t>Inhaltsverzeichnis</w:t>
+      </w:r>
+    </w:p>
+    <w:p>
+      <w:pPr>
+        <w:tabs>
+          <w:tab w:val="right" w:leader="dot" w:pos="9020"/>
+        </w:tabs>
+        <w:spacing w:after="60"/>
+      </w:pPr>
+      <w:r>
+        <w:fldChar w:fldCharType="begin"/>
+      </w:r>
+      <w:r>
+        <w:instrText xml:space="preserve"> TOC \o "1-3" \h \z \u </w:instrText>
+      </w:r>
+      <w:r>
+        <w:fldChar w:fldCharType="separate"/>
+      </w:r>
+      <w:r>
+        <w:rPr>
+          <w:b/>
+        </w:rPr>
+        <w:t>1  Problem Statement / Use Case</w:t>
+      </w:r>
+      <w:r>
+        <w:rPr>
+          <w:b/>
+        </w:rPr>
+        <w:tab/>
+        <w:t>3</w:t>
+      </w:r>
+    </w:p>
+    <w:p>
+      <w:pPr>
+        <w:tabs>
+          <w:tab w:val="right" w:leader="dot" w:pos="9020"/>
+        </w:tabs>
+        <w:spacing w:after="60"/>
+        <w:rPr>
+          <w:lang w:val="fr-CH"/>
+        </w:rPr>
+      </w:pPr>
+      <w:proofErr w:type="gramStart"/>
+      <w:r>
+        <w:rPr>
+          <w:b/>
+          <w:lang w:val="fr-CH"/>
+        </w:rPr>
+        <w:t>2  Data</w:t>
+      </w:r>
+      <w:proofErr w:type="gramEnd"/>
+      <w:r>
+        <w:rPr>
+          <w:b/>
+          <w:lang w:val="fr-CH"/>
+        </w:rPr>
+        <w:tab/>
+        <w:t>3</w:t>
+      </w:r>
+    </w:p>
+    <w:p>
+      <w:pPr>
+        <w:tabs>
+          <w:tab w:val="right" w:leader="dot" w:pos="9020"/>
+        </w:tabs>
+        <w:spacing w:after="60"/>
+        <w:rPr>
+          <w:lang w:val="fr-CH"/>
+        </w:rPr>
+      </w:pPr>
+      <w:proofErr w:type="gramStart"/>
+      <w:r>
+        <w:rPr>
+          <w:b/>
+          <w:lang w:val="fr-CH"/>
+        </w:rPr>
+        <w:t>3  Methods</w:t>
+      </w:r>
+      <w:proofErr w:type="gramEnd"/>
+      <w:r>
+        <w:rPr>
+          <w:b/>
+          <w:lang w:val="fr-CH"/>
+        </w:rPr>
+        <w:tab/>
+        <w:t>4</w:t>
+      </w:r>
+    </w:p>
+    <w:p>
+      <w:pPr>
+        <w:tabs>
+          <w:tab w:val="right" w:leader="dot" w:pos="9020"/>
+        </w:tabs>
+        <w:spacing w:after="60"/>
+        <w:rPr>
+          <w:lang w:val="fr-CH"/>
+        </w:rPr>
+      </w:pPr>
+      <w:proofErr w:type="gramStart"/>
+      <w:r>
+        <w:rPr>
+          <w:b/>
+          <w:lang w:val="fr-CH"/>
+        </w:rPr>
+        <w:t>4.6  Most</w:t>
+      </w:r>
+      <w:proofErr w:type="gramEnd"/>
+      <w:r>
+        <w:rPr>
+          <w:b/>
+          <w:lang w:val="fr-CH"/>
+        </w:rPr>
+        <w:t xml:space="preserve"> Relevant Results</w:t>
+      </w:r>
+      <w:r>
+        <w:rPr>
+          <w:b/>
+          <w:lang w:val="fr-CH"/>
+        </w:rPr>
+        <w:tab/>
+        <w:t>4</w:t>
+      </w:r>
+    </w:p>
+    <w:p>
+      <w:pPr>
+        <w:tabs>
+          <w:tab w:val="right" w:leader="dot" w:pos="9020"/>
+        </w:tabs>
+        <w:spacing w:after="60"/>
+      </w:pPr>
+      <w:proofErr w:type="gramStart"/>
+      <w:r>
+        <w:rPr>
+          <w:b/>
+        </w:rPr>
+        <w:t>5  Discussion</w:t>
+      </w:r>
+      <w:proofErr w:type="gramEnd"/>
+      <w:r>
+        <w:rPr>
+          <w:b/>
+        </w:rPr>
+        <w:tab/>
+        <w:t>5</w:t>
+      </w:r>
+    </w:p>
+    <w:p>
+      <w:pPr>
+        <w:tabs>
+          <w:tab w:val="right" w:leader="dot" w:pos="9020"/>
+        </w:tabs>
+        <w:spacing w:after="60"/>
+      </w:pPr>
+      <w:r>
+        <w:rPr>
+          <w:b/>
+        </w:rPr>
+        <w:t>6  Reflection</w:t>
+      </w:r>
+      <w:r>
+        <w:rPr>
+          <w:b/>
+        </w:rPr>
+        <w:tab/>
+        <w:t>6</w:t>
+      </w:r>
+    </w:p>
+    <w:p>
+      <w:pPr>
+        <w:tabs>
+          <w:tab w:val="right" w:leader="dot" w:pos="9020"/>
+        </w:tabs>
+        <w:spacing w:after="60"/>
+      </w:pPr>
+      <w:r>
+        <w:rPr>
+          <w:b/>
+        </w:rPr>
+        <w:t>A  Anhang</w:t>
+      </w:r>
+      <w:r>
+        <w:rPr>
+          <w:b/>
+        </w:rPr>
+        <w:tab/>
+        <w:t>7</w:t>
+      </w:r>
+    </w:p>
+    <w:p>
+      <w:pPr>
+        <w:tabs>
+          <w:tab w:val="right" w:leader="dot" w:pos="9020"/>
+        </w:tabs>
+        <w:spacing w:after="60"/>
+        <w:ind w:left="360"/>
+      </w:pPr>
+      <w:r>
+        <w:t>A.1  Abbildungen</w:t>
+      </w:r>
+      <w:r>
+        <w:tab/>
+        <w:t>7</w:t>
+      </w:r>
+    </w:p>
+    <w:p>
+      <w:pPr>
+        <w:tabs>
+          <w:tab w:val="right" w:leader="dot" w:pos="9020"/>
+        </w:tabs>
+        <w:spacing w:after="60"/>
+        <w:ind w:left="360"/>
+      </w:pPr>
+      <w:r>
+        <w:t>A.2  Tabellen</w:t>
+      </w:r>
+      <w:r>
+        <w:tab/>
+        <w:t>13</w:t>
+      </w:r>
+      <w:r>
+        <w:fldChar w:fldCharType="end"/>
+      </w:r>
+    </w:p>
+    <w:p>
+      <w:r>
+        <w:br w:type="page"/>
+      </w:r>
     </w:p>
     <w:p>
       <w:pPr>
@@ -53,6 +368,7 @@
         <w:rPr>
           <w:color w:val="2E5A88"/>
         </w:rPr>
+        <w:lastRenderedPageBreak/>
         <w:t xml:space="preserve">1  </w:t>
       </w:r>
       <w:r>
@@ -532,7 +848,18 @@
         <w:t xml:space="preserve">): </w:t>
       </w:r>
       <w:r>
-        <w:t>hpt_combined erzielt mit 0.308 das höchste Ergebnis (+0.074 vs. Baseline 0.234, +0.089 mit CC), zeigt aber die grösste Fold-Varianz (Anhang, Abb. A4). hpt_focal (0.266) übertrifft die Baseline ebenfalls; hpt_augmentation und hpt_dropout liegen 40–46% darunter.</w:t>
+        <w:t>hpt_combined erzielt mit 0.308 das höchste Ergebnis (+0.074 vs. Baseline 0.234, +0.089 mit CC), zeigt aber die grösste Fold-Varianz (</w:t>
+      </w:r>
+      <w:hyperlink w:anchor="DiceOverview" w:history="1">
+        <w:r>
+          <w:rPr>
+            <w:rStyle w:val="Hyperlink"/>
+          </w:rPr>
+          <w:t>Anhang, Abb. 5</w:t>
+        </w:r>
+      </w:hyperlink>
+      <w:r>
+        <w:t>). hpt_focal (0.266) übertrifft die Baseline ebenfalls; hpt_augmentation und hpt_dropout liegen 40–46% darunter.</w:t>
       </w:r>
     </w:p>
     <w:p>
@@ -544,6 +871,7 @@
           <w:b/>
           <w:bCs/>
         </w:rPr>
+        <w:lastRenderedPageBreak/>
         <w:t xml:space="preserve">Per-Klassen-Dice (Anhang, </w:t>
       </w:r>
       <w:hyperlink w:anchor="A3" w:history="1">
@@ -561,26 +889,25 @@
           <w:b/>
           <w:bCs/>
         </w:rPr>
-        <w:t xml:space="preserve"> und Abb. A5): </w:t>
-      </w:r>
-      <w:r>
-        <w:t>hpt_combined dominiert beim Quadrizeps (VL 0.743, VI 0.716, VM 0.415), hpt_focal ist bei den Hamstrings stärker (BfLH ~0.26, ST ~0.37); BfSH wird von keinem Experiment zuverlässig segmentiert.</w:t>
-      </w:r>
-    </w:p>
-    <w:p>
-      <w:pPr>
-        <w:spacing w:after="120" w:line="276" w:lineRule="auto"/>
-      </w:pPr>
+        <w:t xml:space="preserve"> und </w:t>
+      </w:r>
+      <w:hyperlink w:anchor="PerClass" w:history="1">
+        <w:r>
+          <w:rPr>
+            <w:rStyle w:val="Hyperlink"/>
+          </w:rPr>
+          <w:t>Abb. 6</w:t>
+        </w:r>
+      </w:hyperlink>
       <w:r>
         <w:rPr>
           <w:b/>
           <w:bCs/>
         </w:rPr>
-        <w:lastRenderedPageBreak/>
-        <w:t xml:space="preserve">Confusion-Matrix (zeilen-normiert, Anhang, Abb. A6): </w:t>
-      </w:r>
-      <w:r>
-        <w:t>In der Baseline kollabieren Hamstrings in den Hintergrund oder werden als Quadrizeps prädiziert (BfSH 0% korrekt). hpt_focal hebt BfSH auf 55% korrekt, senkt aber VM von 80% auf 51%. hpt_combined erreicht beim Quadrizeps 89–94% korrekte Voxel, BfSH bleibt jedoch bei 0% (35% als VM, 36% als SM verwechselt).</w:t>
+        <w:t xml:space="preserve">): </w:t>
+      </w:r>
+      <w:r>
+        <w:t>hpt_combined dominiert beim Quadrizeps (VL 0.743, VI 0.716, VM 0.415), hpt_focal ist bei den Hamstrings stärker (BfLH ~0.26, ST ~0.37); BfSH wird von keinem Experiment zuverlässig segmentiert.</w:t>
       </w:r>
     </w:p>
     <w:p>
@@ -592,39 +919,25 @@
           <w:b/>
           <w:bCs/>
         </w:rPr>
-        <w:t xml:space="preserve">CC-Postprocessing (hpt_combined): </w:t>
-      </w:r>
-      <w:r>
-        <w:t>CC hilft dem Quadrizeps deutlich (VM 0.42→0.53, VI 0.72→0.82), schadet aber den Hamstrings (BfLH 0.04→0.01), da deren grösste Komponente falsch liegt. Der Gewinn (+0.047) ist asymmetrisch; ein Slice-Vergleich findet sich in Anhang, Abb. A7.</w:t>
-      </w:r>
-    </w:p>
-    <w:p>
-      <w:pPr>
-        <w:spacing w:after="120" w:line="276" w:lineRule="auto"/>
-      </w:pPr>
+        <w:t xml:space="preserve">Confusion-Matrix (zeilen-normiert, </w:t>
+      </w:r>
+      <w:hyperlink w:anchor="Confusion" w:history="1">
+        <w:r>
+          <w:rPr>
+            <w:rStyle w:val="Hyperlink"/>
+          </w:rPr>
+          <w:t>Anhang, Abb. 7</w:t>
+        </w:r>
+      </w:hyperlink>
       <w:r>
         <w:rPr>
           <w:b/>
           <w:bCs/>
         </w:rPr>
-        <w:t xml:space="preserve">ECE (hpt_dropout, N=10): </w:t>
-      </w:r>
-      <w:r>
-        <w:t>Mean ECE = 0.070 über 3 Folds — leicht überconfident, aber nicht stark fehlkalibriert.</w:t>
-      </w:r>
-    </w:p>
-    <w:p>
-      <w:pPr>
-        <w:pStyle w:val="berschrift1"/>
-      </w:pPr>
-      <w:r>
-        <w:rPr>
-          <w:color w:val="2E5A88"/>
-        </w:rPr>
-        <w:t xml:space="preserve">5  </w:t>
-      </w:r>
-      <w:r>
-        <w:t>Discussion</w:t>
+        <w:t xml:space="preserve">): </w:t>
+      </w:r>
+      <w:r>
+        <w:t>In der Baseline kollabieren Hamstrings in den Hintergrund oder werden als Quadrizeps prädiziert (BfSH 0% korrekt). hpt_focal hebt BfSH auf 55% korrekt, senkt aber VM von 80% auf 51%. hpt_combined erreicht beim Quadrizeps 89–94% korrekte Voxel, BfSH bleibt jedoch bei 0% (35% als VM, 36% als SM verwechselt).</w:t>
       </w:r>
     </w:p>
     <w:p>
@@ -636,10 +949,21 @@
           <w:b/>
           <w:bCs/>
         </w:rPr>
-        <w:t xml:space="preserve">RQ1 (Dice ≥ 0.60): nicht erreicht. </w:t>
-      </w:r>
-      <w:r>
-        <w:t>Das beste Ergebnis ist 0.308 (hpt_combined) bzw. 0.355 mit CC — rund 0.25 unter dem Ziel. Der Overfit (0.90 auf einem Probanden) belegt ausreichende Modellkapazität; der Engpass ist die Datenbasis. Mit 6–7 Trainingsfällen pro Fold kann das Netz keine cross-subject-stabilen Klassengrenzen lernen, da anatomische Variabilität (Muskelgrösse, -lage, -form) nicht abgedeckt ist. Ein Dice ≥ 0.60 setzt realistisch 30–50 annotierte Probanden oder Transfer Learning (z.B. nnU-Net) voraus. Für den direkten klinischen Einsatz sind die Ergebnisse noch nicht geeignet, der Entwicklungsprozess ist jedoch vollständig und methodisch korrekt.</w:t>
+        <w:t xml:space="preserve">CC-Postprocessing (hpt_combined): </w:t>
+      </w:r>
+      <w:r>
+        <w:t xml:space="preserve">CC hilft dem Quadrizeps deutlich (VM 0.42→0.53, VI 0.72→0.82), schadet aber den Hamstrings (BfLH 0.04→0.01), da deren grösste Komponente falsch liegt. Der Gewinn (+0.047) ist asymmetrisch; qualitative Vorhersagen in </w:t>
+      </w:r>
+      <w:hyperlink w:anchor="PredBaseline" w:history="1">
+        <w:r>
+          <w:rPr>
+            <w:rStyle w:val="Hyperlink"/>
+          </w:rPr>
+          <w:t>Anhang, Abb. 8 und 9</w:t>
+        </w:r>
+      </w:hyperlink>
+      <w:r>
+        <w:t xml:space="preserve"> veranschaulichen den Unterschied.</w:t>
       </w:r>
     </w:p>
     <w:p>
@@ -651,10 +975,24 @@
           <w:b/>
           <w:bCs/>
         </w:rPr>
-        <w:t xml:space="preserve">RQ2 (+0.03): erfüllt. </w:t>
-      </w:r>
-      <w:r>
-        <w:t>hpt_focal (+0.032) und hpt_combined (+0.074) übertreffen die Baseline signifikant; mit CC steigen die Werte auf +0.028 bzw. +0.089. RQ2 ist mit und ohne Postprocessing erfüllt.</w:t>
+        <w:t xml:space="preserve">ECE (hpt_dropout, N=10): </w:t>
+      </w:r>
+      <w:r>
+        <w:t>Mean ECE = 0.070 über 3 Folds — leicht überconfident, aber nicht stark fehlkalibriert.</w:t>
+      </w:r>
+    </w:p>
+    <w:p>
+      <w:pPr>
+        <w:pStyle w:val="berschrift1"/>
+      </w:pPr>
+      <w:r>
+        <w:rPr>
+          <w:color w:val="2E5A88"/>
+        </w:rPr>
+        <w:t xml:space="preserve">5  </w:t>
+      </w:r>
+      <w:r>
+        <w:t>Discussion</w:t>
       </w:r>
     </w:p>
     <w:p>
@@ -666,10 +1004,51 @@
           <w:b/>
           <w:bCs/>
         </w:rPr>
+        <w:t xml:space="preserve">RQ1 (Dice ≥ 0.60): nicht erreicht. </w:t>
+      </w:r>
+      <w:r>
+        <w:t>Das beste Ergebnis ist 0.308 (hpt_combined) bzw. 0.355 mit CC — rund 0.25 unter dem Ziel. Der Overfit (0.90 auf einem Probanden) belegt ausreichende Modellkapazität; der Engpass ist die Datenbasis. Mit 6–7 Trainingsfällen pro Fold kann das Netz keine cross-subject-stabilen Klassengrenzen lernen, da anatomische Variabilität (Muskelgrösse, -lage, -form) nicht abgedeckt ist. Ein Dice ≥ 0.60 setzt realistisch 30–50 annotierte Probanden oder Transfer Learning (z.B. nnU-Net) voraus. Für den direkten klinischen Einsatz sind die Ergebnisse noch nicht geeignet, der Entwicklungsprozess ist jedoch vollständig und methodisch korrekt.</w:t>
+      </w:r>
+    </w:p>
+    <w:p>
+      <w:pPr>
+        <w:spacing w:after="120" w:line="276" w:lineRule="auto"/>
+      </w:pPr>
+      <w:r>
+        <w:rPr>
+          <w:b/>
+          <w:bCs/>
+        </w:rPr>
+        <w:t xml:space="preserve">RQ2 (+0.03): erfüllt. </w:t>
+      </w:r>
+      <w:r>
+        <w:t>hpt_focal (+0.032) und hpt_combined (+0.074) übertreffen die Baseline signifikant; mit CC steigen die Werte auf +0.028 bzw. +0.089. RQ2 ist mit und ohne Postprocessing erfüllt.</w:t>
+      </w:r>
+    </w:p>
+    <w:p>
+      <w:pPr>
+        <w:spacing w:after="120" w:line="276" w:lineRule="auto"/>
+      </w:pPr>
+      <w:r>
+        <w:rPr>
+          <w:b/>
+          <w:bCs/>
+        </w:rPr>
         <w:t xml:space="preserve">Drei Fehlermodi — eine Evolution: </w:t>
       </w:r>
       <w:r>
-        <w:t>Die Confusion-Matrix-Analyse (Anhang, Abb. A6) zeigt qualitativ verschiedene Fehlermuster, die einen Lernpfad beschreiben:</w:t>
+        <w:t>Die Confusion-Matrix-Analyse (</w:t>
+      </w:r>
+      <w:hyperlink w:anchor="Confusion" w:history="1">
+        <w:r>
+          <w:rPr>
+            <w:rStyle w:val="Hyperlink"/>
+          </w:rPr>
+          <w:t>Anhang, Abb. 7</w:t>
+        </w:r>
+      </w:hyperlink>
+      <w:r>
+        <w:t>) zeigt qualitativ verschiedene Fehlermuster, die einen Lernpfad beschreiben:</w:t>
       </w:r>
     </w:p>
     <w:p>
@@ -752,7 +1131,11 @@
         <w:t xml:space="preserve">Fehlgeschlagene Experimente: </w:t>
       </w:r>
       <w:r>
-        <w:t>hpt_augmentation verschlechterte sich um −0.108. Nachträglich wurde ein anatomischer Bug identifiziert: Axis-0-Flip vertauscht VL↔VM, Axis-1-Flip RF↔Hamstrings, rot90 zerstört die Anatomie — das Modell trainierte auf widersprüchlichen Labels. Die korrigierte Variante (nur Axis-2-Flip + Jitter) floss in hpt_combined ein, erklärt dessen Gewinn aber nicht allein; dominant sind klassen-balanciertes Sampling und Focal-Tversky-Loss. hpt_dropout p=0.5 scheiterte, da starke Regularisierung im datenknappen Regime zu wenig Information aus den Daten lässt.</w:t>
+        <w:t xml:space="preserve">hpt_augmentation verschlechterte sich um −0.108. Nachträglich wurde ein anatomischer Bug identifiziert: Axis-0-Flip vertauscht VL↔VM, Axis-1-Flip RF↔Hamstrings, rot90 zerstört die Anatomie — das Modell trainierte auf </w:t>
+      </w:r>
+      <w:r>
+        <w:lastRenderedPageBreak/>
+        <w:t>widersprüchlichen Labels. Die korrigierte Variante (nur Axis-2-Flip + Jitter) floss in hpt_combined ein, erklärt dessen Gewinn aber nicht allein; dominant sind klassen-balanciertes Sampling und Focal-Tversky-Loss. hpt_dropout p=0.5 scheiterte, da starke Regularisierung im datenknappen Regime zu wenig Information aus den Daten lässt.</w:t>
       </w:r>
     </w:p>
     <w:p>
@@ -764,7 +1147,6 @@
           <w:b/>
           <w:bCs/>
         </w:rPr>
-        <w:lastRenderedPageBreak/>
         <w:t xml:space="preserve">Klinische Einordnung: </w:t>
       </w:r>
       <w:r>
@@ -805,7 +1187,7 @@
         <w:t xml:space="preserve">Selbstbeurteilung: </w:t>
       </w:r>
       <w:r>
-        <w:t>Daten &amp; Domäne 2/3 (saubere EDA und Splits, aber n=10 limitiert strukturell). Methodendesign 3/3 (Karpathy-Sequenz konsequent, 3-Fold-CV begründet, Parameter motiviert). Technische Umsetzung 2/3 (Pipeline korrekt, Augmentation-Bug erst nachträglich erkannt). Evaluation 3/3 (Confusion-Matrix, CC-Diagnostik, ECE, per-Klasse-Dice und Fold-Varianz vollständig reportiert). Analyse &amp; Kommunikation 3/3 (drei Fehlermodi diagnostisch herausgearbeitet, RQ1 ehrlich bewertet, klinische Grenzen benannt).</w:t>
+        <w:t>Als Stärken sehen wir das Methodendesign, die Evaluation und die analytische Einordnung — die isolierten Ein-Parameter-Experimente, die vollständig und ehrlich reportierten Metriken inklusive Fehlschläge sowie die diagnostische Herausarbeitung der drei Fehlermodi. Datengrundlage und technische Umsetzung beurteilen wir zurückhaltender: n=10 limitiert strukturell, und der Augmentation-Bug fiel erst nachträglich auf. Anders machen würden wir den Modellvergleich zusätzlich mit einem statistischen Foldtest absichern, qualitative Vorhersage-Overlays ergänzen und die uneinheitliche Metrik-Benennung im Logging früher bereinigen.</w:t>
       </w:r>
     </w:p>
     <w:p>
@@ -875,7 +1257,7 @@
                     <pic:cNvPicPr/>
                   </pic:nvPicPr>
                   <pic:blipFill>
-                    <a:blip r:embed="rId5"/>
+                    <a:blip r:embed="rId7"/>
                     <a:stretch>
                       <a:fillRect/>
                     </a:stretch>
@@ -946,7 +1328,7 @@
                     <pic:cNvPicPr/>
                   </pic:nvPicPr>
                   <pic:blipFill>
-                    <a:blip r:embed="rId6"/>
+                    <a:blip r:embed="rId8"/>
                     <a:stretch>
                       <a:fillRect/>
                     </a:stretch>
@@ -1017,7 +1399,7 @@
                     <pic:cNvPicPr/>
                   </pic:nvPicPr>
                   <pic:blipFill>
-                    <a:blip r:embed="rId7" cstate="print">
+                    <a:blip r:embed="rId9" cstate="print">
                       <a:extLst>
                         <a:ext uri="{28A0092B-C50C-407E-A947-70E740481C1C}">
                           <a14:useLocalDpi xmlns:a14="http://schemas.microsoft.com/office/drawing/2010/main" val="0"/>
@@ -1089,7 +1471,7 @@
                     <pic:cNvPicPr/>
                   </pic:nvPicPr>
                   <pic:blipFill>
-                    <a:blip r:embed="rId8"/>
+                    <a:blip r:embed="rId10"/>
                     <a:stretch>
                       <a:fillRect/>
                     </a:stretch>
@@ -1133,133 +1515,23 @@
       <w:pPr>
         <w:keepNext/>
       </w:pPr>
-      <w:r>
+      <w:bookmarkStart w:id="3" w:name="DiceOverview"/>
+      <w:bookmarkEnd w:id="3"/>
+      <w:r>
+        <w:rPr>
+          <w:noProof/>
+        </w:rPr>
         <w:drawing>
-          <wp:inline xmlns:a="http://schemas.openxmlformats.org/drawingml/2006/main" xmlns:pic="http://schemas.openxmlformats.org/drawingml/2006/picture">
+          <wp:inline distT="0" distB="0" distL="0" distR="0" wp14:anchorId="4F3582F6" wp14:editId="52EDF327">
             <wp:extent cx="5303520" cy="2651760"/>
+            <wp:effectExtent l="0" t="0" r="0" b="0"/>
             <wp:docPr id="1844315637" name="Picture 1844315637"/>
             <wp:cNvGraphicFramePr>
-              <a:graphicFrameLocks noChangeAspect="1"/>
+              <a:graphicFrameLocks xmlns:a="http://schemas.openxmlformats.org/drawingml/2006/main" noChangeAspect="1"/>
             </wp:cNvGraphicFramePr>
-            <a:graphic>
+            <a:graphic xmlns:a="http://schemas.openxmlformats.org/drawingml/2006/main">
               <a:graphicData uri="http://schemas.openxmlformats.org/drawingml/2006/picture">
-                <pic:pic>
-                  <pic:nvPicPr>
-                    <pic:cNvPr id="0" name="image.png"/>
-                    <pic:cNvPicPr/>
-                  </pic:nvPicPr>
-                  <pic:blipFill>
-                    <a:blip r:embed="rId9"/>
-                    <a:stretch>
-                      <a:fillRect/>
-                    </a:stretch>
-                  </pic:blipFill>
-                  <pic:spPr>
-                    <a:xfrm>
-                      <a:off x="0" y="0"/>
-                      <a:ext cx="5303520" cy="2651760"/>
-                    </a:xfrm>
-                    <a:prstGeom prst="rect"/>
-                  </pic:spPr>
-                </pic:pic>
-              </a:graphicData>
-            </a:graphic>
-          </wp:inline>
-        </w:drawing>
-      </w:r>
-    </w:p>
-    <w:p>
-      <w:pPr>
-        <w:pStyle w:val="Beschriftung"/>
-      </w:pPr>
-      <w:r>
-        <w:t xml:space="preserve">Abbildung </w:t>
-      </w:r>
-      <w:fldSimple w:instr=" SEQ Abbildung \* ARABIC ">
-        <w:r>
-          <w:rPr>
-            <w:noProof/>
-          </w:rPr>
-          <w:t>5</w:t>
-        </w:r>
-      </w:fldSimple>
-      <w:r>
-        <w:t xml:space="preserve"> - Dice overview</w:t>
-      </w:r>
-    </w:p>
-    <w:p>
-      <w:pPr>
-        <w:keepNext/>
-      </w:pPr>
-      <w:r>
-        <w:drawing>
-          <wp:inline xmlns:a="http://schemas.openxmlformats.org/drawingml/2006/main" xmlns:pic="http://schemas.openxmlformats.org/drawingml/2006/picture">
-            <wp:extent cx="5303520" cy="2209800"/>
-            <wp:docPr id="1844315638" name="Picture 1844315638"/>
-            <wp:cNvGraphicFramePr>
-              <a:graphicFrameLocks noChangeAspect="1"/>
-            </wp:cNvGraphicFramePr>
-            <a:graphic>
-              <a:graphicData uri="http://schemas.openxmlformats.org/drawingml/2006/picture">
-                <pic:pic>
-                  <pic:nvPicPr>
-                    <pic:cNvPr id="0" name="image.png"/>
-                    <pic:cNvPicPr/>
-                  </pic:nvPicPr>
-                  <pic:blipFill>
-                    <a:blip r:embed="rId10"/>
-                    <a:stretch>
-                      <a:fillRect/>
-                    </a:stretch>
-                  </pic:blipFill>
-                  <pic:spPr>
-                    <a:xfrm>
-                      <a:off x="0" y="0"/>
-                      <a:ext cx="5303520" cy="2209800"/>
-                    </a:xfrm>
-                    <a:prstGeom prst="rect"/>
-                  </pic:spPr>
-                </pic:pic>
-              </a:graphicData>
-            </a:graphic>
-          </wp:inline>
-        </w:drawing>
-      </w:r>
-    </w:p>
-    <w:p>
-      <w:pPr>
-        <w:pStyle w:val="Beschriftung"/>
-      </w:pPr>
-      <w:r>
-        <w:t xml:space="preserve">Abbildung </w:t>
-      </w:r>
-      <w:fldSimple w:instr=" SEQ Abbildung \* ARABIC ">
-        <w:r>
-          <w:rPr>
-            <w:noProof/>
-          </w:rPr>
-          <w:t>6</w:t>
-        </w:r>
-      </w:fldSimple>
-      <w:r>
-        <w:t xml:space="preserve"> - Dice per class</w:t>
-      </w:r>
-    </w:p>
-    <w:p>
-      <w:pPr>
-        <w:keepNext/>
-      </w:pPr>
-      <w:r>
-        <w:drawing>
-          <wp:inline xmlns:a="http://schemas.openxmlformats.org/drawingml/2006/main" xmlns:pic="http://schemas.openxmlformats.org/drawingml/2006/picture">
-            <wp:extent cx="5669280" cy="1788840"/>
-            <wp:docPr id="1844315639" name="Picture 1844315639"/>
-            <wp:cNvGraphicFramePr>
-              <a:graphicFrameLocks noChangeAspect="1"/>
-            </wp:cNvGraphicFramePr>
-            <a:graphic>
-              <a:graphicData uri="http://schemas.openxmlformats.org/drawingml/2006/picture">
-                <pic:pic>
+                <pic:pic xmlns:pic="http://schemas.openxmlformats.org/drawingml/2006/picture">
                   <pic:nvPicPr>
                     <pic:cNvPr id="0" name="image.png"/>
                     <pic:cNvPicPr/>
@@ -1273,9 +1545,144 @@
                   <pic:spPr>
                     <a:xfrm>
                       <a:off x="0" y="0"/>
+                      <a:ext cx="5303520" cy="2651760"/>
+                    </a:xfrm>
+                    <a:prstGeom prst="rect">
+                      <a:avLst/>
+                    </a:prstGeom>
+                  </pic:spPr>
+                </pic:pic>
+              </a:graphicData>
+            </a:graphic>
+          </wp:inline>
+        </w:drawing>
+      </w:r>
+    </w:p>
+    <w:p>
+      <w:pPr>
+        <w:pStyle w:val="Beschriftung"/>
+      </w:pPr>
+      <w:r>
+        <w:t xml:space="preserve">Abbildung </w:t>
+      </w:r>
+      <w:fldSimple w:instr=" SEQ Abbildung \* ARABIC ">
+        <w:r>
+          <w:rPr>
+            <w:noProof/>
+          </w:rPr>
+          <w:t>5</w:t>
+        </w:r>
+      </w:fldSimple>
+      <w:r>
+        <w:t xml:space="preserve"> - Dice overview</w:t>
+      </w:r>
+    </w:p>
+    <w:p>
+      <w:pPr>
+        <w:keepNext/>
+      </w:pPr>
+      <w:bookmarkStart w:id="4" w:name="PerClass"/>
+      <w:bookmarkEnd w:id="4"/>
+      <w:r>
+        <w:rPr>
+          <w:noProof/>
+        </w:rPr>
+        <w:drawing>
+          <wp:inline distT="0" distB="0" distL="0" distR="0" wp14:anchorId="0D960C91" wp14:editId="506CD1A5">
+            <wp:extent cx="5303520" cy="2209800"/>
+            <wp:effectExtent l="0" t="0" r="0" b="0"/>
+            <wp:docPr id="1844315638" name="Picture 1844315638"/>
+            <wp:cNvGraphicFramePr>
+              <a:graphicFrameLocks xmlns:a="http://schemas.openxmlformats.org/drawingml/2006/main" noChangeAspect="1"/>
+            </wp:cNvGraphicFramePr>
+            <a:graphic xmlns:a="http://schemas.openxmlformats.org/drawingml/2006/main">
+              <a:graphicData uri="http://schemas.openxmlformats.org/drawingml/2006/picture">
+                <pic:pic xmlns:pic="http://schemas.openxmlformats.org/drawingml/2006/picture">
+                  <pic:nvPicPr>
+                    <pic:cNvPr id="0" name="image.png"/>
+                    <pic:cNvPicPr/>
+                  </pic:nvPicPr>
+                  <pic:blipFill>
+                    <a:blip r:embed="rId12"/>
+                    <a:stretch>
+                      <a:fillRect/>
+                    </a:stretch>
+                  </pic:blipFill>
+                  <pic:spPr>
+                    <a:xfrm>
+                      <a:off x="0" y="0"/>
+                      <a:ext cx="5303520" cy="2209800"/>
+                    </a:xfrm>
+                    <a:prstGeom prst="rect">
+                      <a:avLst/>
+                    </a:prstGeom>
+                  </pic:spPr>
+                </pic:pic>
+              </a:graphicData>
+            </a:graphic>
+          </wp:inline>
+        </w:drawing>
+      </w:r>
+    </w:p>
+    <w:p>
+      <w:pPr>
+        <w:pStyle w:val="Beschriftung"/>
+      </w:pPr>
+      <w:r>
+        <w:t xml:space="preserve">Abbildung </w:t>
+      </w:r>
+      <w:fldSimple w:instr=" SEQ Abbildung \* ARABIC ">
+        <w:r>
+          <w:rPr>
+            <w:noProof/>
+          </w:rPr>
+          <w:t>6</w:t>
+        </w:r>
+      </w:fldSimple>
+      <w:r>
+        <w:t xml:space="preserve"> - Dice per class</w:t>
+      </w:r>
+    </w:p>
+    <w:p>
+      <w:pPr>
+        <w:keepNext/>
+      </w:pPr>
+      <w:bookmarkStart w:id="5" w:name="Confusion"/>
+      <w:bookmarkEnd w:id="5"/>
+      <w:r>
+        <w:rPr>
+          <w:noProof/>
+        </w:rPr>
+        <w:lastRenderedPageBreak/>
+        <w:drawing>
+          <wp:inline distT="0" distB="0" distL="0" distR="0" wp14:anchorId="79B37EE7" wp14:editId="76186D8F">
+            <wp:extent cx="5669280" cy="1788840"/>
+            <wp:effectExtent l="0" t="0" r="0" b="0"/>
+            <wp:docPr id="1844315639" name="Picture 1844315639"/>
+            <wp:cNvGraphicFramePr>
+              <a:graphicFrameLocks xmlns:a="http://schemas.openxmlformats.org/drawingml/2006/main" noChangeAspect="1"/>
+            </wp:cNvGraphicFramePr>
+            <a:graphic xmlns:a="http://schemas.openxmlformats.org/drawingml/2006/main">
+              <a:graphicData uri="http://schemas.openxmlformats.org/drawingml/2006/picture">
+                <pic:pic xmlns:pic="http://schemas.openxmlformats.org/drawingml/2006/picture">
+                  <pic:nvPicPr>
+                    <pic:cNvPr id="0" name="image.png"/>
+                    <pic:cNvPicPr/>
+                  </pic:nvPicPr>
+                  <pic:blipFill>
+                    <a:blip r:embed="rId13"/>
+                    <a:stretch>
+                      <a:fillRect/>
+                    </a:stretch>
+                  </pic:blipFill>
+                  <pic:spPr>
+                    <a:xfrm>
+                      <a:off x="0" y="0"/>
                       <a:ext cx="5669280" cy="1788840"/>
                     </a:xfrm>
-                    <a:prstGeom prst="rect"/>
+                    <a:prstGeom prst="rect">
+                      <a:avLst/>
+                    </a:prstGeom>
                   </pic:spPr>
                 </pic:pic>
               </a:graphicData>
@@ -1303,29 +1710,25 @@
         <w:t xml:space="preserve"> - Confusion Matrix</w:t>
       </w:r>
     </w:p>
-    <w:p/>
-    <w:p>
-      <w:pPr>
-        <w:pBdr>
-          <w:top w:val="dashed" w:sz="4" w:space="6" w:color="9AB3CC"/>
-          <w:left w:val="dashed" w:sz="4" w:space="6" w:color="9AB3CC"/>
-          <w:bottom w:val="dashed" w:sz="4" w:space="6" w:color="9AB3CC"/>
-          <w:right w:val="dashed" w:sz="4" w:space="6" w:color="9AB3CC"/>
-        </w:pBdr>
-        <w:shd w:val="clear" w:color="auto" w:fill="F2F6FA"/>
-        <w:spacing w:before="80" w:after="160"/>
-      </w:pPr>
-      <w:r>
+    <w:p>
+      <w:bookmarkStart w:id="6" w:name="PredBaseline"/>
+      <w:bookmarkEnd w:id="6"/>
+      <w:r>
+        <w:rPr>
+          <w:noProof/>
+        </w:rPr>
+        <w:lastRenderedPageBreak/>
         <w:drawing>
-          <wp:inline xmlns:a="http://schemas.openxmlformats.org/drawingml/2006/main" xmlns:pic="http://schemas.openxmlformats.org/drawingml/2006/picture">
-            <wp:extent cx="5303520" cy="10142498"/>
-            <wp:docPr id="1844315640" name="Picture 1844315640"/>
+          <wp:inline distT="0" distB="0" distL="0" distR="0" wp14:anchorId="0755998E" wp14:editId="0801195B">
+            <wp:extent cx="4368800" cy="8354931"/>
+            <wp:effectExtent l="0" t="0" r="0" b="1905"/>
+            <wp:docPr id="1633521282" name="Picture 1844315640"/>
             <wp:cNvGraphicFramePr>
-              <a:graphicFrameLocks noChangeAspect="1"/>
+              <a:graphicFrameLocks xmlns:a="http://schemas.openxmlformats.org/drawingml/2006/main" noChangeAspect="1"/>
             </wp:cNvGraphicFramePr>
-            <a:graphic>
+            <a:graphic xmlns:a="http://schemas.openxmlformats.org/drawingml/2006/main">
               <a:graphicData uri="http://schemas.openxmlformats.org/drawingml/2006/picture">
-                <pic:pic>
+                <pic:pic xmlns:pic="http://schemas.openxmlformats.org/drawingml/2006/picture">
                   <pic:nvPicPr>
                     <pic:cNvPr id="0" name="_tmp_baseline.png"/>
                     <pic:cNvPicPr/>
@@ -1339,9 +1742,11 @@
                   <pic:spPr>
                     <a:xfrm>
                       <a:off x="0" y="0"/>
-                      <a:ext cx="5303520" cy="10142498"/>
+                      <a:ext cx="4416007" cy="8445210"/>
                     </a:xfrm>
-                    <a:prstGeom prst="rect"/>
+                    <a:prstGeom prst="rect">
+                      <a:avLst/>
+                    </a:prstGeom>
                   </pic:spPr>
                 </pic:pic>
               </a:graphicData>
@@ -1351,17 +1756,43 @@
       </w:r>
     </w:p>
     <w:p>
-      <w:r>
+      <w:pPr>
+        <w:pStyle w:val="Beschriftung"/>
+      </w:pPr>
+      <w:r>
+        <w:t xml:space="preserve">Abbildung </w:t>
+      </w:r>
+      <w:fldSimple w:instr=" SEQ Abbildung \* ARABIC ">
+        <w:r>
+          <w:rPr>
+            <w:noProof/>
+          </w:rPr>
+          <w:t>8</w:t>
+        </w:r>
+      </w:fldSimple>
+      <w:r>
+        <w:t xml:space="preserve"> - Vorhersagen Baseline (Proband 512, Fold 0)</w:t>
+      </w:r>
+    </w:p>
+    <w:p>
+      <w:bookmarkStart w:id="7" w:name="PredCombined"/>
+      <w:bookmarkEnd w:id="7"/>
+      <w:r>
+        <w:rPr>
+          <w:noProof/>
+        </w:rPr>
+        <w:lastRenderedPageBreak/>
         <w:drawing>
-          <wp:inline xmlns:a="http://schemas.openxmlformats.org/drawingml/2006/main" xmlns:pic="http://schemas.openxmlformats.org/drawingml/2006/picture">
-            <wp:extent cx="5303520" cy="10142498"/>
+          <wp:inline distT="0" distB="0" distL="0" distR="0" wp14:anchorId="3A452B84" wp14:editId="33F1342F">
+            <wp:extent cx="4314646" cy="8251366"/>
+            <wp:effectExtent l="0" t="0" r="3810" b="3810"/>
             <wp:docPr id="1844315641" name="Picture 1844315641"/>
             <wp:cNvGraphicFramePr>
-              <a:graphicFrameLocks noChangeAspect="1"/>
+              <a:graphicFrameLocks xmlns:a="http://schemas.openxmlformats.org/drawingml/2006/main" noChangeAspect="1"/>
             </wp:cNvGraphicFramePr>
-            <a:graphic>
+            <a:graphic xmlns:a="http://schemas.openxmlformats.org/drawingml/2006/main">
               <a:graphicData uri="http://schemas.openxmlformats.org/drawingml/2006/picture">
-                <pic:pic>
+                <pic:pic xmlns:pic="http://schemas.openxmlformats.org/drawingml/2006/picture">
                   <pic:nvPicPr>
                     <pic:cNvPr id="0" name="_tmp_combined.png"/>
                     <pic:cNvPicPr/>
@@ -1375,9 +1806,11 @@
                   <pic:spPr>
                     <a:xfrm>
                       <a:off x="0" y="0"/>
-                      <a:ext cx="5303520" cy="10142498"/>
+                      <a:ext cx="4370509" cy="8358199"/>
                     </a:xfrm>
-                    <a:prstGeom prst="rect"/>
+                    <a:prstGeom prst="rect">
+                      <a:avLst/>
+                    </a:prstGeom>
                   </pic:spPr>
                 </pic:pic>
               </a:graphicData>
@@ -1387,9 +1820,57 @@
       </w:r>
     </w:p>
     <w:p>
-      <w:r>
-        <w:rPr/>
-        <w:t>Abb. A7 — Water | GT | Prediction: Baseline (oben) vs. hpt_combined (unten), Proband 512, Fold 0, repräsentative Axialschnitte.</w:t>
+      <w:pPr>
+        <w:pStyle w:val="Beschriftung"/>
+      </w:pPr>
+      <w:r>
+        <w:t xml:space="preserve">Abbildung </w:t>
+      </w:r>
+      <w:fldSimple w:instr=" SEQ Abbildung \* ARABIC ">
+        <w:r>
+          <w:rPr>
+            <w:noProof/>
+          </w:rPr>
+          <w:t>9</w:t>
+        </w:r>
+      </w:fldSimple>
+      <w:r>
+        <w:t xml:space="preserve"> - Vorhersagen hpt_combined (Proband 512, Fold 0)</w:t>
+      </w:r>
+    </w:p>
+    <w:p>
+      <w:pPr>
+        <w:spacing w:before="80" w:after="120" w:line="276" w:lineRule="auto"/>
+      </w:pPr>
+      <w:r>
+        <w:rPr>
+          <w:b/>
+        </w:rPr>
+        <w:t xml:space="preserve">Lesehilfe zu Abb. 8 und 9: </w:t>
+      </w:r>
+      <w:r>
+        <w:t>Beide zeigen Proband 512 (Fold 0) in sechs repräsentativen Axialschnitten (Zeilen = verschiedene Z-Positionen am Oberschenkel). Spalten: links Water-</w:t>
+      </w:r>
+      <w:r>
+        <w:lastRenderedPageBreak/>
+        <w:t>MRI (Modelleingabe), Mitte Ground Truth als Farbüberlagerung, rechts Modell-Vorhersage. Farbkodierung der acht Muskelklassen: VL violett/blau, RF orange, VM rosa, VI gelb, Hamstrings (BfSH, BfLH, ST, SM) türkis/grün, Hintergrund schwarz. In der Baseline (Abb. 8) kollabieren die Hamstrings im hinteren Querschnitt entweder zu Hintergrund oder werden als Quadrizeps eingefärbt. Bei hpt_combined (Abb. 9) ist der vordere Quadrizeps gut und nahe an der Ground Truth segmentiert, während die Hamstrings hinten als zusammenhängender Türkis-Block ohne klare Klassentrennung erscheinen.</w:t>
+      </w:r>
+    </w:p>
+    <w:p>
+      <w:pPr>
+        <w:rPr>
+          <w:b/>
+          <w:bCs/>
+          <w:color w:val="2E5A88"/>
+          <w:sz w:val="28"/>
+          <w:szCs w:val="28"/>
+        </w:rPr>
+      </w:pPr>
+      <w:r>
+        <w:rPr>
+          <w:color w:val="2E5A88"/>
+        </w:rPr>
+        <w:br w:type="page"/>
       </w:r>
     </w:p>
     <w:p>
@@ -1401,6 +1882,7 @@
         <w:rPr>
           <w:color w:val="2E5A88"/>
         </w:rPr>
+        <w:lastRenderedPageBreak/>
         <w:t>A.2  Tabellen</w:t>
       </w:r>
     </w:p>
@@ -1471,7 +1953,7 @@
             <w:vAlign w:val="center"/>
           </w:tcPr>
           <w:p>
-            <w:bookmarkStart w:id="3" w:name="A1"/>
+            <w:bookmarkStart w:id="8" w:name="A1"/>
             <w:r>
               <w:rPr>
                 <w:b/>
@@ -1800,7 +2282,7 @@
           </w:p>
         </w:tc>
       </w:tr>
-      <w:bookmarkEnd w:id="3"/>
+      <w:bookmarkEnd w:id="8"/>
     </w:tbl>
     <w:p>
       <w:pPr>
@@ -1878,7 +2360,7 @@
             <w:vAlign w:val="center"/>
           </w:tcPr>
           <w:p>
-            <w:bookmarkStart w:id="4" w:name="A2"/>
+            <w:bookmarkStart w:id="9" w:name="A2"/>
             <w:r>
               <w:rPr>
                 <w:b/>
@@ -3061,7 +3543,7 @@
           </w:p>
         </w:tc>
       </w:tr>
-      <w:bookmarkEnd w:id="4"/>
+      <w:bookmarkEnd w:id="9"/>
     </w:tbl>
     <w:p>
       <w:pPr>
@@ -3137,7 +3619,7 @@
             <w:vAlign w:val="center"/>
           </w:tcPr>
           <w:p>
-            <w:bookmarkStart w:id="5" w:name="A3"/>
+            <w:bookmarkStart w:id="10" w:name="A3"/>
             <w:r>
               <w:rPr>
                 <w:b/>
@@ -4051,7 +4533,6 @@
                 <w:sz w:val="19"/>
                 <w:szCs w:val="19"/>
               </w:rPr>
-              <w:lastRenderedPageBreak/>
               <w:t>SM_R</w:t>
             </w:r>
           </w:p>
@@ -4141,10 +4622,11 @@
           </w:p>
         </w:tc>
       </w:tr>
-      <w:bookmarkEnd w:id="5"/>
+      <w:bookmarkEnd w:id="10"/>
     </w:tbl>
     <w:p/>
     <w:sectPr>
+      <w:footerReference w:type="default" r:id="rId16"/>
       <w:pgSz w:w="11906" w:h="16838"/>
       <w:pgMar w:top="1440" w:right="1440" w:bottom="1440" w:left="1440" w:header="708" w:footer="708" w:gutter="0"/>
       <w:cols w:space="720"/>
@@ -4152,6 +4634,93 @@
     </w:sectPr>
   </w:body>
 </w:document>
+</file>
+
+<file path=word/endnotes.xml><?xml version="1.0" encoding="utf-8"?>
+<w:endnotes xmlns:wpc="http://schemas.microsoft.com/office/word/2010/wordprocessingCanvas" xmlns:cx="http://schemas.microsoft.com/office/drawing/2014/chartex" xmlns:cx1="http://schemas.microsoft.com/office/drawing/2015/9/8/chartex" xmlns:cx2="http://schemas.microsoft.com/office/drawing/2015/10/21/chartex" xmlns:cx3="http://schemas.microsoft.com/office/drawing/2016/5/9/chartex" xmlns:cx4="http://schemas.microsoft.com/office/drawing/2016/5/10/chartex" xmlns:cx5="http://schemas.microsoft.com/office/drawing/2016/5/11/chartex" xmlns:cx6="http://schemas.microsoft.com/office/drawing/2016/5/12/chartex" xmlns:cx7="http://schemas.microsoft.com/office/drawing/2016/5/13/chartex" xmlns:cx8="http://schemas.microsoft.com/office/drawing/2016/5/14/chartex" xmlns:mc="http://schemas.openxmlformats.org/markup-compatibility/2006" xmlns:aink="http://schemas.microsoft.com/office/drawing/2016/ink" xmlns:am3d="http://schemas.microsoft.com/office/drawing/2017/model3d" xmlns:o="urn:schemas-microsoft-com:office:office" xmlns:oel="http://schemas.microsoft.com/office/2019/extlst" xmlns:r="http://schemas.openxmlformats.org/officeDocument/2006/relationships" xmlns:m="http://schemas.openxmlformats.org/officeDocument/2006/math" xmlns:v="urn:schemas-microsoft-com:vml" xmlns:wp14="http://schemas.microsoft.com/office/word/2010/wordprocessingDrawing" xmlns:wp="http://schemas.openxmlformats.org/drawingml/2006/wordprocessingDrawing" xmlns:w10="urn:schemas-microsoft-com:office:word" xmlns:w="http://schemas.openxmlformats.org/wordprocessingml/2006/main" xmlns:w14="http://schemas.microsoft.com/office/word/2010/wordml" xmlns:w15="http://schemas.microsoft.com/office/word/2012/wordml" xmlns:w16cex="http://schemas.microsoft.com/office/word/2018/wordml/cex" xmlns:w16cid="http://schemas.microsoft.com/office/word/2016/wordml/cid" xmlns:w16="http://schemas.microsoft.com/office/word/2018/wordml" xmlns:w16du="http://schemas.microsoft.com/office/word/2023/wordml/word16du" xmlns:w16sdtdh="http://schemas.microsoft.com/office/word/2020/wordml/sdtdatahash" xmlns:w16sdtfl="http://schemas.microsoft.com/office/word/2024/wordml/sdtformatlock" xmlns:w16se="http://schemas.microsoft.com/office/word/2015/wordml/symex" xmlns:wpg="http://schemas.microsoft.com/office/word/2010/wordprocessingGroup" xmlns:wpi="http://schemas.microsoft.com/office/word/2010/wordprocessingInk" xmlns:wne="http://schemas.microsoft.com/office/word/2006/wordml" xmlns:wps="http://schemas.microsoft.com/office/word/2010/wordprocessingShape" mc:Ignorable="w14 w15 w16se w16cid w16 w16cex w16sdtdh w16sdtfl w16du wp14">
+  <w:endnote w:type="separator" w:id="-1">
+    <w:p>
+      <w:r>
+        <w:separator/>
+      </w:r>
+    </w:p>
+  </w:endnote>
+  <w:endnote w:type="continuationSeparator" w:id="0">
+    <w:p>
+      <w:r>
+        <w:continuationSeparator/>
+      </w:r>
+    </w:p>
+  </w:endnote>
+</w:endnotes>
+</file>
+
+<file path=word/footer1.xml><?xml version="1.0" encoding="utf-8"?>
+<w:ftr xmlns:wpc="http://schemas.microsoft.com/office/word/2010/wordprocessingCanvas" xmlns:cx="http://schemas.microsoft.com/office/drawing/2014/chartex" xmlns:cx1="http://schemas.microsoft.com/office/drawing/2015/9/8/chartex" xmlns:cx2="http://schemas.microsoft.com/office/drawing/2015/10/21/chartex" xmlns:cx3="http://schemas.microsoft.com/office/drawing/2016/5/9/chartex" xmlns:cx4="http://schemas.microsoft.com/office/drawing/2016/5/10/chartex" xmlns:cx5="http://schemas.microsoft.com/office/drawing/2016/5/11/chartex" xmlns:cx6="http://schemas.microsoft.com/office/drawing/2016/5/12/chartex" xmlns:cx7="http://schemas.microsoft.com/office/drawing/2016/5/13/chartex" xmlns:cx8="http://schemas.microsoft.com/office/drawing/2016/5/14/chartex" xmlns:mc="http://schemas.openxmlformats.org/markup-compatibility/2006" xmlns:aink="http://schemas.microsoft.com/office/drawing/2016/ink" xmlns:am3d="http://schemas.microsoft.com/office/drawing/2017/model3d" xmlns:o="urn:schemas-microsoft-com:office:office" xmlns:oel="http://schemas.microsoft.com/office/2019/extlst" xmlns:r="http://schemas.openxmlformats.org/officeDocument/2006/relationships" xmlns:m="http://schemas.openxmlformats.org/officeDocument/2006/math" xmlns:v="urn:schemas-microsoft-com:vml" xmlns:wp14="http://schemas.microsoft.com/office/word/2010/wordprocessingDrawing" xmlns:wp="http://schemas.openxmlformats.org/drawingml/2006/wordprocessingDrawing" xmlns:w10="urn:schemas-microsoft-com:office:word" xmlns:w="http://schemas.openxmlformats.org/wordprocessingml/2006/main" xmlns:w14="http://schemas.microsoft.com/office/word/2010/wordml" xmlns:w15="http://schemas.microsoft.com/office/word/2012/wordml" xmlns:w16cex="http://schemas.microsoft.com/office/word/2018/wordml/cex" xmlns:w16cid="http://schemas.microsoft.com/office/word/2016/wordml/cid" xmlns:w16="http://schemas.microsoft.com/office/word/2018/wordml" xmlns:w16du="http://schemas.microsoft.com/office/word/2023/wordml/word16du" xmlns:w16sdtdh="http://schemas.microsoft.com/office/word/2020/wordml/sdtdatahash" xmlns:w16sdtfl="http://schemas.microsoft.com/office/word/2024/wordml/sdtformatlock" xmlns:w16se="http://schemas.microsoft.com/office/word/2015/wordml/symex" xmlns:wpg="http://schemas.microsoft.com/office/word/2010/wordprocessingGroup" xmlns:wpi="http://schemas.microsoft.com/office/word/2010/wordprocessingInk" xmlns:wne="http://schemas.microsoft.com/office/word/2006/wordml" xmlns:wps="http://schemas.microsoft.com/office/word/2010/wordprocessingShape" mc:Ignorable="w14 w15 w16se w16cid w16 w16cex w16sdtdh w16sdtfl w16du wp14">
+  <w:p>
+    <w:pPr>
+      <w:jc w:val="center"/>
+      <w:rPr>
+        <w:color w:val="9AA7B2"/>
+        <w:sz w:val="16"/>
+      </w:rPr>
+    </w:pPr>
+    <w:r>
+      <w:rPr>
+        <w:color w:val="9AA7B2"/>
+        <w:sz w:val="16"/>
+      </w:rPr>
+      <w:fldChar w:fldCharType="begin"/>
+    </w:r>
+    <w:r>
+      <w:rPr>
+        <w:color w:val="9AA7B2"/>
+        <w:sz w:val="16"/>
+      </w:rPr>
+      <w:instrText xml:space="preserve"> PAGE </w:instrText>
+    </w:r>
+    <w:r>
+      <w:rPr>
+        <w:color w:val="9AA7B2"/>
+        <w:sz w:val="16"/>
+      </w:rPr>
+      <w:fldChar w:fldCharType="separate"/>
+    </w:r>
+    <w:r>
+      <w:rPr>
+        <w:color w:val="9AA7B2"/>
+        <w:sz w:val="16"/>
+      </w:rPr>
+      <w:t>1</w:t>
+    </w:r>
+    <w:r>
+      <w:rPr>
+        <w:color w:val="9AA7B2"/>
+        <w:sz w:val="16"/>
+      </w:rPr>
+      <w:fldChar w:fldCharType="end"/>
+    </w:r>
+  </w:p>
+</w:ftr>
+</file>
+
+<file path=word/footnotes.xml><?xml version="1.0" encoding="utf-8"?>
+<w:footnotes xmlns:wpc="http://schemas.microsoft.com/office/word/2010/wordprocessingCanvas" xmlns:cx="http://schemas.microsoft.com/office/drawing/2014/chartex" xmlns:cx1="http://schemas.microsoft.com/office/drawing/2015/9/8/chartex" xmlns:cx2="http://schemas.microsoft.com/office/drawing/2015/10/21/chartex" xmlns:cx3="http://schemas.microsoft.com/office/drawing/2016/5/9/chartex" xmlns:cx4="http://schemas.microsoft.com/office/drawing/2016/5/10/chartex" xmlns:cx5="http://schemas.microsoft.com/office/drawing/2016/5/11/chartex" xmlns:cx6="http://schemas.microsoft.com/office/drawing/2016/5/12/chartex" xmlns:cx7="http://schemas.microsoft.com/office/drawing/2016/5/13/chartex" xmlns:cx8="http://schemas.microsoft.com/office/drawing/2016/5/14/chartex" xmlns:mc="http://schemas.openxmlformats.org/markup-compatibility/2006" xmlns:aink="http://schemas.microsoft.com/office/drawing/2016/ink" xmlns:am3d="http://schemas.microsoft.com/office/drawing/2017/model3d" xmlns:o="urn:schemas-microsoft-com:office:office" xmlns:oel="http://schemas.microsoft.com/office/2019/extlst" xmlns:r="http://schemas.openxmlformats.org/officeDocument/2006/relationships" xmlns:m="http://schemas.openxmlformats.org/officeDocument/2006/math" xmlns:v="urn:schemas-microsoft-com:vml" xmlns:wp14="http://schemas.microsoft.com/office/word/2010/wordprocessingDrawing" xmlns:wp="http://schemas.openxmlformats.org/drawingml/2006/wordprocessingDrawing" xmlns:w10="urn:schemas-microsoft-com:office:word" xmlns:w="http://schemas.openxmlformats.org/wordprocessingml/2006/main" xmlns:w14="http://schemas.microsoft.com/office/word/2010/wordml" xmlns:w15="http://schemas.microsoft.com/office/word/2012/wordml" xmlns:w16cex="http://schemas.microsoft.com/office/word/2018/wordml/cex" xmlns:w16cid="http://schemas.microsoft.com/office/word/2016/wordml/cid" xmlns:w16="http://schemas.microsoft.com/office/word/2018/wordml" xmlns:w16du="http://schemas.microsoft.com/office/word/2023/wordml/word16du" xmlns:w16sdtdh="http://schemas.microsoft.com/office/word/2020/wordml/sdtdatahash" xmlns:w16sdtfl="http://schemas.microsoft.com/office/word/2024/wordml/sdtformatlock" xmlns:w16se="http://schemas.microsoft.com/office/word/2015/wordml/symex" xmlns:wpg="http://schemas.microsoft.com/office/word/2010/wordprocessingGroup" xmlns:wpi="http://schemas.microsoft.com/office/word/2010/wordprocessingInk" xmlns:wne="http://schemas.microsoft.com/office/word/2006/wordml" xmlns:wps="http://schemas.microsoft.com/office/word/2010/wordprocessingShape" mc:Ignorable="w14 w15 w16se w16cid w16 w16cex w16sdtdh w16sdtfl w16du wp14">
+  <w:footnote w:type="separator" w:id="-1">
+    <w:p>
+      <w:r>
+        <w:separator/>
+      </w:r>
+    </w:p>
+  </w:footnote>
+  <w:footnote w:type="continuationSeparator" w:id="0">
+    <w:p>
+      <w:r>
+        <w:continuationSeparator/>
+      </w:r>
+    </w:p>
+  </w:footnote>
+</w:footnotes>
 </file>
 
 <file path=word/numbering.xml><?xml version="1.0" encoding="utf-8"?>

--- a/docs/Report_Sabina_Michelle.docx
+++ b/docs/Report_Sabina_Michelle.docx
@@ -236,7 +236,7 @@
           <w:b/>
           <w:lang w:val="fr-CH"/>
         </w:rPr>
-        <w:t>4.6  Most</w:t>
+        <w:t>4  Most</w:t>
       </w:r>
       <w:proofErr w:type="gramEnd"/>
       <w:r>
@@ -787,7 +787,7 @@
         <w:rPr>
           <w:color w:val="2E5A88"/>
         </w:rPr>
-        <w:t xml:space="preserve">4.6  </w:t>
+        <w:t xml:space="preserve">4  </w:t>
       </w:r>
       <w:r>
         <w:t>Most Relevant Results</w:t>
@@ -848,7 +848,7 @@
         <w:t xml:space="preserve">): </w:t>
       </w:r>
       <w:r>
-        <w:t>hpt_combined erzielt mit 0.308 das höchste Ergebnis (+0.074 vs. Baseline 0.234, +0.089 mit CC), zeigt aber die grösste Fold-Varianz (</w:t>
+        <w:t>hpt_combined erzielt mit 0.308 das höchste Ergebnis (+0.074 vs. Baseline 0.234, +0.088 mit CC), zeigt aber die grösste Fold-Varianz (</w:t>
       </w:r>
       <w:hyperlink w:anchor="DiceOverview" w:history="1">
         <w:r>
@@ -907,7 +907,7 @@
         <w:t xml:space="preserve">): </w:t>
       </w:r>
       <w:r>
-        <w:t>hpt_combined dominiert beim Quadrizeps (VL 0.743, VI 0.716, VM 0.415), hpt_focal ist bei den Hamstrings stärker (BfLH ~0.26, ST ~0.37); BfSH wird von keinem Experiment zuverlässig segmentiert.</w:t>
+        <w:t>hpt_combined dominiert beim Quadrizeps (VL 0.743, VI 0.716, VM 0.415), hpt_focal ist bei den Hamstrings stärker (BfLH ~0.21, ST ~0.30); BfSH wird von keinem Experiment zuverlässig segmentiert.</w:t>
       </w:r>
     </w:p>
     <w:p>
@@ -937,7 +937,7 @@
         <w:t xml:space="preserve">): </w:t>
       </w:r>
       <w:r>
-        <w:t>In der Baseline kollabieren Hamstrings in den Hintergrund oder werden als Quadrizeps prädiziert (BfSH 0% korrekt). hpt_focal hebt BfSH auf 55% korrekt, senkt aber VM von 80% auf 51%. hpt_combined erreicht beim Quadrizeps 89–94% korrekte Voxel, BfSH bleibt jedoch bei 0% (35% als VM, 36% als SM verwechselt).</w:t>
+        <w:t>In der Baseline kollabieren Hamstrings in den Hintergrund oder werden als Quadrizeps prädiziert (BfSH 0% korrekt). hpt_focal hebt BfSH auf 55% korrekt, senkt aber VM von 80% auf 51%. hpt_combined erreicht bei VL, VM und VI 90–95% korrekte Voxel (RF bleibt schwach: 29%), BfSH bleibt bei 0% (35% als VM, 37% als SM verwechselt).</w:t>
       </w:r>
     </w:p>
     <w:p>
@@ -1022,7 +1022,7 @@
         <w:t xml:space="preserve">RQ2 (+0.03): erfüllt. </w:t>
       </w:r>
       <w:r>
-        <w:t>hpt_focal (+0.032) und hpt_combined (+0.074) übertreffen die Baseline signifikant; mit CC steigen die Werte auf +0.028 bzw. +0.089. RQ2 ist mit und ohne Postprocessing erfüllt.</w:t>
+        <w:t>hpt_focal (+0.032) und hpt_combined (+0.074) übertreffen die Baseline signifikant; mit CC steigen die Werte auf +0.028 bzw. +0.088. RQ2 ist mit und ohne Postprocessing erfüllt.</w:t>
       </w:r>
     </w:p>
     <w:p>
@@ -1108,7 +1108,7 @@
         <w:t xml:space="preserve">hpt_combined: </w:t>
       </w:r>
       <w:r>
-        <w:t>Quadrizeps erreicht 89–94% korrekte Voxel, doch BfSH bleibt bei 0%. Klassen-balanciertes Sampling stabilisiert den Quadrizeps, reicht für die schwierigsten Hamstrings aber nicht.</w:t>
+        <w:t>VL, VM, VI erreichen 90–95% korrekte Voxel (RF: 29%), doch BfSH bleibt bei 0%. Klassen-balanciertes Sampling stabilisiert den Quadrizeps, reicht für die schwierigsten Hamstrings aber nicht.</w:t>
       </w:r>
     </w:p>
     <w:p>

--- a/docs/Report_Sabina_Michelle.docx
+++ b/docs/Report_Sabina_Michelle.docx
@@ -116,6 +116,18 @@
     <w:p/>
     <w:p/>
     <w:p>
+      <w:pPr>
+        <w:jc w:val="center"/>
+      </w:pPr>
+      <w:r>
+        <w:rPr>
+          <w:color w:val="75858F"/>
+          <w:sz w:val="20"/>
+        </w:rPr>
+        <w:t>Frühjahrssemester 2026</w:t>
+      </w:r>
+    </w:p>
+    <w:p>
       <w:r>
         <w:br w:type="page"/>
       </w:r>
@@ -170,23 +182,16 @@
           <w:tab w:val="right" w:leader="dot" w:pos="9020"/>
         </w:tabs>
         <w:spacing w:after="60"/>
-        <w:rPr>
-          <w:lang w:val="fr-CH"/>
-        </w:rPr>
-      </w:pPr>
-      <w:proofErr w:type="gramStart"/>
+      </w:pPr>
       <w:r>
         <w:rPr>
           <w:b/>
-          <w:lang w:val="fr-CH"/>
         </w:rPr>
         <w:t>2  Data</w:t>
       </w:r>
-      <w:proofErr w:type="gramEnd"/>
       <w:r>
         <w:rPr>
           <w:b/>
-          <w:lang w:val="fr-CH"/>
         </w:rPr>
         <w:tab/>
         <w:t>3</w:t>
@@ -198,23 +203,16 @@
           <w:tab w:val="right" w:leader="dot" w:pos="9020"/>
         </w:tabs>
         <w:spacing w:after="60"/>
-        <w:rPr>
-          <w:lang w:val="fr-CH"/>
-        </w:rPr>
-      </w:pPr>
-      <w:proofErr w:type="gramStart"/>
+      </w:pPr>
       <w:r>
         <w:rPr>
           <w:b/>
-          <w:lang w:val="fr-CH"/>
         </w:rPr>
         <w:t>3  Methods</w:t>
       </w:r>
-      <w:proofErr w:type="gramEnd"/>
       <w:r>
         <w:rPr>
           <w:b/>
-          <w:lang w:val="fr-CH"/>
         </w:rPr>
         <w:tab/>
         <w:t>4</w:t>
@@ -226,30 +224,16 @@
           <w:tab w:val="right" w:leader="dot" w:pos="9020"/>
         </w:tabs>
         <w:spacing w:after="60"/>
-        <w:rPr>
-          <w:lang w:val="fr-CH"/>
-        </w:rPr>
-      </w:pPr>
-      <w:proofErr w:type="gramStart"/>
+      </w:pPr>
       <w:r>
         <w:rPr>
           <w:b/>
-          <w:lang w:val="fr-CH"/>
-        </w:rPr>
-        <w:t>4  Most</w:t>
-      </w:r>
-      <w:proofErr w:type="gramEnd"/>
+        </w:rPr>
+        <w:t>4  Most Relevant Results</w:t>
+      </w:r>
       <w:r>
         <w:rPr>
           <w:b/>
-          <w:lang w:val="fr-CH"/>
-        </w:rPr>
-        <w:t xml:space="preserve"> Relevant Results</w:t>
-      </w:r>
-      <w:r>
-        <w:rPr>
-          <w:b/>
-          <w:lang w:val="fr-CH"/>
         </w:rPr>
         <w:tab/>
         <w:t>4</w:t>
@@ -262,14 +246,12 @@
         </w:tabs>
         <w:spacing w:after="60"/>
       </w:pPr>
-      <w:proofErr w:type="gramStart"/>
       <w:r>
         <w:rPr>
           <w:b/>
         </w:rPr>
         <w:t>5  Discussion</w:t>
       </w:r>
-      <w:proofErr w:type="gramEnd"/>
       <w:r>
         <w:rPr>
           <w:b/>
@@ -471,12 +453,11 @@
       <w:r>
         <w:rPr>
           <w:b/>
-          <w:bCs/>
         </w:rPr>
         <w:t xml:space="preserve">Datensatz: </w:t>
       </w:r>
       <w:r>
-        <w:t>Der aufbereitete Datensatz umfasst 10 Probanden im NIfTI-Format. Jeder Fall enthält ein wassergewichtetes 3D-Volumen und eine Segmentierungsmaske.</w:t>
+        <w:t>10 Probanden (NIfTI); je ein wassergewichtetes, anisotropes 3D-Volumen und eine Maske mit acht rechtsseitigen Muskelklassen plus Hintergrund.</w:t>
       </w:r>
     </w:p>
     <w:p>
@@ -486,12 +467,36 @@
       <w:r>
         <w:rPr>
           <w:b/>
-          <w:bCs/>
+        </w:rPr>
+        <w:t xml:space="preserve">Datencharakteristik: </w:t>
+      </w:r>
+      <w:r>
+        <w:t>Die EDA begründet zwei Entscheidungen. In der Slice-Coverage fallen die linken Masken teils auf ~0 % ab, während die rechte Seite vollständig annotiert ist (</w:t>
+      </w:r>
+      <w:hyperlink w:anchor="SliceCoverage" w:history="1">
+        <w:r>
+          <w:rPr>
+            <w:rStyle w:val="Hyperlink"/>
+          </w:rPr>
+          <w:t>Anhang, Abb. 1</w:t>
+        </w:r>
+      </w:hyperlink>
+      <w:r>
+        <w:t>) — daher nur das rechte Bein. Zudem besteht starkes Klassen-Ungleichgewicht (BfSH ~10× weniger Voxel als VL und geringere Schicht-Abdeckung), was den Hintergrundausschluss und imbalance-robuste Losses motiviert.</w:t>
+      </w:r>
+    </w:p>
+    <w:p>
+      <w:pPr>
+        <w:spacing w:after="120" w:line="276" w:lineRule="auto"/>
+      </w:pPr>
+      <w:r>
+        <w:rPr>
+          <w:b/>
         </w:rPr>
         <w:t xml:space="preserve">Splits: </w:t>
       </w:r>
       <w:r>
-        <w:t>3-Fold Cross-Validation auf Probanden-Ebene (Train 6–7, Val 3–4). Bei n=10 ist kein dediziertes Testset vertretbar; die Folds dienen als Out-of-Fold-Schätzung. Alle Slices eines Probanden liegen in derselben Partition (keine Datenleckage).</w:t>
+        <w:t>3-Fold-CV auf Probanden-Ebene (Train 6–7, Val 3–4); bei n=10 ist kein dediziertes Testset vertretbar, alle Slices eines Probanden liegen in derselben Partition (keine Leckage).</w:t>
       </w:r>
     </w:p>
     <w:p>
@@ -501,12 +506,11 @@
       <w:r>
         <w:rPr>
           <w:b/>
-          <w:bCs/>
         </w:rPr>
         <w:t xml:space="preserve">Preprocessing: </w:t>
       </w:r>
       <w:r>
-        <w:t>H/2-Crop (untere Hälfte, rechtes Bein), Z-Crop auf annotierte Slices ±4, 3D-Bounding-Box ±16 Voxel, Intensitätsnormierung auf [P0.5, P99.5] und [0, 1].</w:t>
+        <w:t>H/2-Crop (rechtes Bein), Z-Crop auf annotierte Slices ±4, 3D-Bounding-Box ±16 Voxel, Intensitätsnormierung [P0.5, P99.5] → [0, 1].</w:t>
       </w:r>
     </w:p>
     <w:p>
@@ -516,69 +520,21 @@
       <w:r>
         <w:rPr>
           <w:b/>
-          <w:bCs/>
         </w:rPr>
         <w:t xml:space="preserve">Limitationen: </w:t>
       </w:r>
       <w:r>
-        <w:t>Kleine Fallzahl (6–7 Trainingsfälle pro Fold) und starkes Klassen-Ungleichgewicht (</w:t>
-      </w:r>
-      <w:proofErr w:type="spellStart"/>
-      <w:r>
-        <w:fldChar w:fldCharType="begin"/>
-      </w:r>
-      <w:r>
-        <w:instrText>HYPERLINK  \l "SliceCoverage"</w:instrText>
-      </w:r>
-      <w:r>
-        <w:fldChar w:fldCharType="separate"/>
-      </w:r>
-      <w:r>
-        <w:rPr>
-          <w:rStyle w:val="Hyperlink"/>
-        </w:rPr>
-        <w:t>BfSH</w:t>
-      </w:r>
-      <w:proofErr w:type="spellEnd"/>
-      <w:r>
-        <w:rPr>
-          <w:rStyle w:val="Hyperlink"/>
-        </w:rPr>
-        <w:t xml:space="preserve"> ~10× kleiner als VL);</w:t>
-      </w:r>
-      <w:r>
-        <w:fldChar w:fldCharType="end"/>
-      </w:r>
-      <w:r>
-        <w:t xml:space="preserve"> Daten aus einer einzigen Studie.</w:t>
-      </w:r>
-    </w:p>
-    <w:p>
-      <w:pPr>
-        <w:rPr>
-          <w:b/>
-          <w:bCs/>
+        <w:t>n=10 (6–7 Trainingsfälle pro Fold) limitiert strukturell; Daten aus einer einzigen Studie.</w:t>
+      </w:r>
+    </w:p>
+    <w:p>
+      <w:pPr>
+        <w:pStyle w:val="berschrift1"/>
+      </w:pPr>
+      <w:r>
+        <w:rPr>
           <w:color w:val="2E5A88"/>
-          <w:sz w:val="28"/>
-          <w:szCs w:val="28"/>
-        </w:rPr>
-      </w:pPr>
-      <w:r>
-        <w:rPr>
-          <w:color w:val="2E5A88"/>
-        </w:rPr>
-        <w:br w:type="page"/>
-      </w:r>
-    </w:p>
-    <w:p>
-      <w:pPr>
-        <w:pStyle w:val="berschrift1"/>
-      </w:pPr>
-      <w:r>
-        <w:rPr>
-          <w:color w:val="2E5A88"/>
-        </w:rPr>
-        <w:lastRenderedPageBreak/>
+        </w:rPr>
         <w:t xml:space="preserve">3  </w:t>
       </w:r>
       <w:r>
@@ -653,6 +609,7 @@
           <w:b/>
           <w:bCs/>
         </w:rPr>
+        <w:lastRenderedPageBreak/>
         <w:t xml:space="preserve">Bayesian Dropout: </w:t>
       </w:r>
       <w:r>
@@ -800,12 +757,11 @@
       <w:r>
         <w:rPr>
           <w:b/>
-          <w:bCs/>
-        </w:rPr>
-        <w:t xml:space="preserve">Overfit-Validierung: </w:t>
-      </w:r>
-      <w:r>
-        <w:t>Der Single-Subject-Overfit (Proband 512) erreicht Dice 0.9011 bei Epoche 244, knapp über der 0.90-Schwelle. Die langsame Konvergenz (</w:t>
+        </w:rPr>
+        <w:t xml:space="preserve">Overfit-Validierung und Forschungsfragen: </w:t>
+      </w:r>
+      <w:r>
+        <w:t xml:space="preserve">Der Single-Subject-Overfit (Proband 512) erreicht einen Dice von 0.9011 (Epoche 244; </w:t>
       </w:r>
       <w:hyperlink w:anchor="OverfitLoss" w:history="1">
         <w:r>
@@ -816,39 +772,29 @@
         </w:r>
       </w:hyperlink>
       <w:r>
-        <w:t>) zeigt, dass die 100-Epochen-CV-Runs budgetlimitiert und nicht voll konvergiert sind. Pipeline und Kapazität sind bestätigt.</w:t>
-      </w:r>
-    </w:p>
-    <w:p>
-      <w:pPr>
-        <w:spacing w:after="120" w:line="276" w:lineRule="auto"/>
-      </w:pPr>
-      <w:r>
-        <w:rPr>
-          <w:b/>
-          <w:bCs/>
-        </w:rPr>
-        <w:t>Dice-Übersicht (</w:t>
+        <w:t>) und belegt, dass Architektur und Pipeline die acht Zielklassen prinzipiell trennen können. Die unter 3-Fold-CV deutlich tieferen Werte sind somit kein Kapazitäts-, sondern ein Generalisierungsproblem im datenarmen Regime. Damit lässt sich RQ1 (mittlerer Dice ≥ 0.60) klar verneinen: Das beste Modell hpt_combined erreicht 0.308 ± 0.061, mit CC 0.355 (</w:t>
       </w:r>
       <w:hyperlink w:anchor="A2" w:history="1">
         <w:r>
           <w:rPr>
             <w:rStyle w:val="Hyperlink"/>
-            <w:b/>
-            <w:bCs/>
           </w:rPr>
           <w:t>Anhang, Tab. A2</w:t>
         </w:r>
       </w:hyperlink>
       <w:r>
+        <w:t>). RQ2 (Verbesserung ≥ +0.03 gegenüber Baseline) ist dagegen erfüllt — hpt_combined übertrifft die Baseline (0.234) um +0.074 (ohne CC) bzw. +0.088 (mit CC).</w:t>
+      </w:r>
+    </w:p>
+    <w:p>
+      <w:pPr>
+        <w:spacing w:after="120" w:line="276" w:lineRule="auto"/>
+      </w:pPr>
+      <w:r>
         <w:rPr>
           <w:b/>
-          <w:bCs/>
-        </w:rPr>
-        <w:t xml:space="preserve">): </w:t>
-      </w:r>
-      <w:r>
-        <w:t>hpt_combined erzielt mit 0.308 das höchste Ergebnis (+0.074 vs. Baseline 0.234, +0.088 mit CC), zeigt aber die grösste Fold-Varianz (</w:t>
+        </w:rPr>
+        <w:t>Experiment-Vergleich (</w:t>
       </w:r>
       <w:hyperlink w:anchor="DiceOverview" w:history="1">
         <w:r>
@@ -859,7 +805,13 @@
         </w:r>
       </w:hyperlink>
       <w:r>
-        <w:t>). hpt_focal (0.266) übertrifft die Baseline ebenfalls; hpt_augmentation und hpt_dropout liegen 40–46% darunter.</w:t>
+        <w:rPr>
+          <w:b/>
+        </w:rPr>
+        <w:t xml:space="preserve">): </w:t>
+      </w:r>
+      <w:r>
+        <w:t>Nur Massnahmen gegen das Klassen-Ungleichgewicht verbessern das Ergebnis. hpt_focal (0.266) hebt selektiv die Hamstrings; der reine Cosine-Scheduler hpt_lr (0.213) bleibt knapp unter der Baseline, und reine Regularisierung ist kontraproduktiv: hpt_dropout (0.130) und hpt_augmentation (0.126) fallen um 40–46 % ab, da sie bei n=10 das ohnehin knappe Signal weiter verdünnen. Erst die Kombination aus Focal-Tversky-Loss und klassen-balanciertem Sampling vereint Quadrizeps-Stärke und Hamstring-Sensitivität. Der Gewinn von +0.074 entspricht jedoch nur etwa dem 1.2-Fachen der Fold-Streuung von hpt_combined (± 0.061); bei drei Folds und n=10 überlappen die Streubereiche, sodass der Vorsprung deskriptiv und ohne gepaarten Signifikanztest nicht inferenzstatistisch abgesichert ist.</w:t>
       </w:r>
     </w:p>
     <w:p>
@@ -869,27 +821,22 @@
       <w:r>
         <w:rPr>
           <w:b/>
-          <w:bCs/>
-        </w:rPr>
-        <w:lastRenderedPageBreak/>
-        <w:t xml:space="preserve">Per-Klassen-Dice (Anhang, </w:t>
+        </w:rPr>
+        <w:t>Anatomisches Muster (</w:t>
       </w:r>
       <w:hyperlink w:anchor="A3" w:history="1">
         <w:r>
           <w:rPr>
             <w:rStyle w:val="Hyperlink"/>
-            <w:b/>
-            <w:bCs/>
           </w:rPr>
-          <w:t>Tab. A3</w:t>
+          <w:t>Anhang, Tab. A3</w:t>
         </w:r>
       </w:hyperlink>
       <w:r>
         <w:rPr>
           <w:b/>
-          <w:bCs/>
-        </w:rPr>
-        <w:t xml:space="preserve"> und </w:t>
+        </w:rPr>
+        <w:t xml:space="preserve">, </w:t>
       </w:r>
       <w:hyperlink w:anchor="PerClass" w:history="1">
         <w:r>
@@ -902,24 +849,15 @@
       <w:r>
         <w:rPr>
           <w:b/>
-          <w:bCs/>
         </w:rPr>
         <w:t xml:space="preserve">): </w:t>
       </w:r>
       <w:r>
-        <w:t>hpt_combined dominiert beim Quadrizeps (VL 0.743, VI 0.716, VM 0.415), hpt_focal ist bei den Hamstrings stärker (BfLH ~0.21, ST ~0.30); BfSH wird von keinem Experiment zuverlässig segmentiert.</w:t>
-      </w:r>
-    </w:p>
-    <w:p>
-      <w:pPr>
-        <w:spacing w:after="120" w:line="276" w:lineRule="auto"/>
-      </w:pPr>
-      <w:r>
-        <w:rPr>
-          <w:b/>
-          <w:bCs/>
-        </w:rPr>
-        <w:t xml:space="preserve">Confusion-Matrix (zeilen-normiert, </w:t>
+        <w:t xml:space="preserve">Die Leistung spaltet sich konsistent — der Quadrizeps ist gut segmentierbar (hpt_combined: VL 0.74, VI 0.72, VM 0.42), die </w:t>
+      </w:r>
+      <w:r>
+        <w:lastRenderedPageBreak/>
+        <w:t>Hamstrings bleiben schwach (BfSH 0.00, BfLH 0.04). Die Confusion-Matrix (</w:t>
       </w:r>
       <w:hyperlink w:anchor="Confusion" w:history="1">
         <w:r>
@@ -930,29 +868,21 @@
         </w:r>
       </w:hyperlink>
       <w:r>
+        <w:t>) lokalisiert die Ursache: In der Baseline werden 0 % der BfSH-Voxel korrekt erkannt und überwiegend als Quadrizeps (VM/RF) prädiziert. hpt_focal hebt BfSH auf 55 %, senkt aber die VM-Korrektheit von 80 % auf 51 % — ein direkter Sensitivitäts-Spezifitäts-Tausch. hpt_combined erreicht bei VL, VM und VI 90–95 % korrekte Voxel (RF: 29 %), verwechselt BfSH jedoch weiterhin (35 % VM, 37 % SM).</w:t>
+      </w:r>
+    </w:p>
+    <w:p>
+      <w:pPr>
+        <w:spacing w:after="120" w:line="276" w:lineRule="auto"/>
+      </w:pPr>
+      <w:r>
         <w:rPr>
           <w:b/>
-          <w:bCs/>
-        </w:rPr>
-        <w:t xml:space="preserve">): </w:t>
-      </w:r>
-      <w:r>
-        <w:t>In der Baseline kollabieren Hamstrings in den Hintergrund oder werden als Quadrizeps prädiziert (BfSH 0% korrekt). hpt_focal hebt BfSH auf 55% korrekt, senkt aber VM von 80% auf 51%. hpt_combined erreicht bei VL, VM und VI 90–95% korrekte Voxel (RF bleibt schwach: 29%), BfSH bleibt bei 0% (35% als VM, 37% als SM verwechselt).</w:t>
-      </w:r>
-    </w:p>
-    <w:p>
-      <w:pPr>
-        <w:spacing w:after="120" w:line="276" w:lineRule="auto"/>
-      </w:pPr>
-      <w:r>
-        <w:rPr>
-          <w:b/>
-          <w:bCs/>
-        </w:rPr>
-        <w:t xml:space="preserve">CC-Postprocessing (hpt_combined): </w:t>
-      </w:r>
-      <w:r>
-        <w:t xml:space="preserve">CC hilft dem Quadrizeps deutlich (VM 0.42→0.53, VI 0.72→0.82), schadet aber den Hamstrings (BfLH 0.04→0.01), da deren grösste Komponente falsch liegt. Der Gewinn (+0.047) ist asymmetrisch; qualitative Vorhersagen in </w:t>
+        </w:rPr>
+        <w:t xml:space="preserve">Postprocessing und Kalibrierung: </w:t>
+      </w:r>
+      <w:r>
+        <w:t>Das CC-Postprocessing wirkt asymmetrisch — es hebt den Quadrizeps deutlich (VM, VI je ≈ +0.1), schadet aber den Hamstrings (BfLH 0.04→0.01), weil deren grösste Komponente bereits falsch liegt; der Netto-Gewinn (+0.047) ist somit quadrizeps-getrieben. Die Unsicherheitsschätzung (hpt_dropout, N=10 MC-Samples) ergibt ein mittleres ECE von 0.070 — das Modell ist nur leicht überconfident. Die qualitativen Vorhersagen (</w:t>
       </w:r>
       <w:hyperlink w:anchor="PredBaseline" w:history="1">
         <w:r>
@@ -963,22 +893,7 @@
         </w:r>
       </w:hyperlink>
       <w:r>
-        <w:t xml:space="preserve"> veranschaulichen den Unterschied.</w:t>
-      </w:r>
-    </w:p>
-    <w:p>
-      <w:pPr>
-        <w:spacing w:after="120" w:line="276" w:lineRule="auto"/>
-      </w:pPr>
-      <w:r>
-        <w:rPr>
-          <w:b/>
-          <w:bCs/>
-        </w:rPr>
-        <w:t xml:space="preserve">ECE (hpt_dropout, N=10): </w:t>
-      </w:r>
-      <w:r>
-        <w:t>Mean ECE = 0.070 über 3 Folds — leicht überconfident, aber nicht stark fehlkalibriert.</w:t>
+        <w:t>) bestätigen das Muster visuell: In der Baseline kollabieren die Hamstrings zu Hintergrund oder Quadrizeps, während hpt_combined den vorderen Quadrizeps nahe an der Ground Truth segmentiert, die Hamstrings hinten aber als undifferenzierten Block ohne Klassentrennung darstellt.</w:t>
       </w:r>
     </w:p>
     <w:p>
@@ -1182,12 +1097,48 @@
       <w:r>
         <w:rPr>
           <w:b/>
-          <w:bCs/>
-        </w:rPr>
-        <w:t xml:space="preserve">Selbstbeurteilung: </w:t>
-      </w:r>
-      <w:r>
-        <w:t>Als Stärken sehen wir das Methodendesign, die Evaluation und die analytische Einordnung — die isolierten Ein-Parameter-Experimente, die vollständig und ehrlich reportierten Metriken inklusive Fehlschläge sowie die diagnostische Herausarbeitung der drei Fehlermodi. Datengrundlage und technische Umsetzung beurteilen wir zurückhaltender: n=10 limitiert strukturell, und der Augmentation-Bug fiel erst nachträglich auf. Anders machen würden wir den Modellvergleich zusätzlich mit einem statistischen Foldtest absichern, qualitative Vorhersage-Overlays ergänzen und die uneinheitliche Metrik-Benennung im Logging früher bereinigen.</w:t>
+        </w:rPr>
+        <w:t xml:space="preserve">Selbstbeurteilung – selbst eingeschätzte Note: 5.5. </w:t>
+      </w:r>
+      <w:r>
+        <w:t>Gemessen am Bewertungsraster (fünf Kompetenzen) schätzen wir die Arbeit auf eine 5.5 ein: Methodendesign, Evaluation und analytische Einordnung sind stark, während wir die Limitationen bei Datengrundlage und Implementierung bewusst reflektieren.</w:t>
+      </w:r>
+    </w:p>
+    <w:p>
+      <w:pPr>
+        <w:spacing w:after="120" w:line="276" w:lineRule="auto"/>
+      </w:pPr>
+      <w:r>
+        <w:rPr>
+          <w:b/>
+        </w:rPr>
+        <w:t xml:space="preserve">Methodendesign: </w:t>
+      </w:r>
+      <w:r>
+        <w:t xml:space="preserve">Die Karpathy-Sequenz (Overfit → Baseline → isolierte Ein-Parameter-Experimente) ist konsequent umgesetzt; jede Entscheidung — kompakte 3D-Architektur, 3-Fold-CV für die kleine Fallzahl, MC-Dropout zur Unsicherheitsschätzung — ist explizit begründet. </w:t>
+      </w:r>
+      <w:r>
+        <w:rPr>
+          <w:b/>
+        </w:rPr>
+        <w:t xml:space="preserve">Evaluation und Analyse: </w:t>
+      </w:r>
+      <w:r>
+        <w:t>Macro-Dice mit Fold-Varianz, Per-Klassen-Dice, Confusion-Matrizen, CC-Diagnostik, ECE und qualitative Vorhersage-Overlays (Abb. 8 und 9) sind vollständig und transparent reportiert, inklusive der Fehlschläge; die drei herausgearbeiteten Fehlermodi (Hintergrund-Kollaps → Inter-Muskel-Verwechslung → selektive Dominanz) liefern eine nicht-generische diagnostische Erkenntnis mit klaren klinischen Grenzen.</w:t>
+      </w:r>
+    </w:p>
+    <w:p>
+      <w:pPr>
+        <w:spacing w:after="120" w:line="276" w:lineRule="auto"/>
+      </w:pPr>
+      <w:r>
+        <w:rPr>
+          <w:b/>
+        </w:rPr>
+        <w:t xml:space="preserve">Datengrundlage und technische Umsetzung: </w:t>
+      </w:r>
+      <w:r>
+        <w:t>Use Case, Splits und EDA sind sauber, doch n=10 limitiert strukturell; die Pipeline ist korrekt und durch den Overfit validiert, der Augmentation-Bug wurde jedoch erst nachträglich erkannt. Eine statistische Absicherung des Modellvergleichs (gepaarter Foldtest) würde die Evaluation zusätzlich härten. Insgesamt überwiegen die Stärken in Methodik, Evaluation und Analyse die Limitationen deutlich, weshalb wir die Arbeit bei einer 5.5 sehen.</w:t>
       </w:r>
     </w:p>
     <w:p>
